--- a/docs/contract-templates/template_PI_CIF.docx
+++ b/docs/contract-templates/template_PI_CIF.docx
@@ -1178,7 +1178,7 @@
                 <w:szCs w:val="26"/>
                 <w:lang w:eastAsia="en-US"/>
               </w:rPr>
-              <w:t>ACCOUNT NAME: HUY ANH RUBBER COMPANY LIMITED</w:t>
+              <w:t>ACCOUNT NAME: {bank_account_name}</w:t>
             </w:r>
           </w:p>
           <w:p>
@@ -1200,7 +1200,7 @@
                 <w:szCs w:val="26"/>
                 <w:lang w:eastAsia="en-US"/>
               </w:rPr>
-              <w:t>ACCOUNT NO: 111002648221</w:t>
+              <w:t>ACCOUNT NO: {bank_account_no}</w:t>
             </w:r>
           </w:p>
           <w:p>
@@ -1222,9 +1222,12 @@
                 <w:szCs w:val="26"/>
                 <w:lang w:eastAsia="en-US"/>
               </w:rPr>
-              <w:t xml:space="preserve">AT BANK’S NAME: </w:t>
+              <w:t>AT BANK’S NAME: {bank_full_name}</w:t>
             </w:r>
-            <w:r>
+          </w:p>
+          <w:p>
+            <w:pPr>
+              <w:shd w:val="clear" w:color="auto" w:fill="FFFFFF"/>
               <w:rPr>
                 <w:rFonts w:asciiTheme="majorHAnsi" w:hAnsiTheme="majorHAnsi" w:cs="Segoe UI"/>
                 <w:spacing w:val="3"/>
@@ -1232,19 +1235,6 @@
                 <w:szCs w:val="26"/>
                 <w:shd w:val="clear" w:color="auto" w:fill="FFFFFF"/>
               </w:rPr>
-              <w:t>VIETNAM JOINT STOCK COMMERCIAL BANK FOR INDUSTRY AND TRADE HUE BRANCH</w:t>
-            </w:r>
-          </w:p>
-          <w:p>
-            <w:pPr>
-              <w:shd w:val="clear" w:color="auto" w:fill="FFFFFF"/>
-              <w:rPr>
-                <w:rFonts w:asciiTheme="majorHAnsi" w:hAnsiTheme="majorHAnsi" w:cs="Segoe UI"/>
-                <w:spacing w:val="3"/>
-                <w:sz w:val="26"/>
-                <w:szCs w:val="26"/>
-                <w:shd w:val="clear" w:color="auto" w:fill="FFFFFF"/>
-              </w:rPr>
             </w:pPr>
             <w:r>
               <w:rPr>
@@ -1254,17 +1244,7 @@
                 <w:szCs w:val="26"/>
                 <w:lang w:eastAsia="en-US"/>
               </w:rPr>
-              <w:t xml:space="preserve">ADDRESS: </w:t>
-            </w:r>
-            <w:r>
-              <w:rPr>
-                <w:rFonts w:asciiTheme="majorHAnsi" w:hAnsiTheme="majorHAnsi" w:cs="Segoe UI"/>
-                <w:spacing w:val="3"/>
-                <w:sz w:val="26"/>
-                <w:szCs w:val="26"/>
-                <w:shd w:val="clear" w:color="auto" w:fill="FFFFFF"/>
-              </w:rPr>
-              <w:t>02 LE QUY DON STREET, THUAN HOA WARD, HUE CITY, VIET NAM</w:t>
+              <w:t>ADDRESS: {bank_address}</w:t>
             </w:r>
           </w:p>
           <w:p>
@@ -1286,17 +1266,7 @@
                 <w:szCs w:val="26"/>
                 <w:lang w:eastAsia="en-US"/>
               </w:rPr>
-              <w:t xml:space="preserve">SWIFT CODE: </w:t>
-            </w:r>
-            <w:r>
-              <w:rPr>
-                <w:rFonts w:asciiTheme="majorHAnsi" w:hAnsiTheme="majorHAnsi" w:cs="Segoe UI"/>
-                <w:spacing w:val="3"/>
-                <w:sz w:val="26"/>
-                <w:szCs w:val="26"/>
-                <w:shd w:val="clear" w:color="auto" w:fill="FFFFFF"/>
-              </w:rPr>
-              <w:t>ICBVVNVX460</w:t>
+              <w:t>SWIFT CODE: {bank_swift}</w:t>
             </w:r>
             <w:bookmarkEnd w:id="0"/>
           </w:p>

--- a/docs/contract-templates/template_PI_CIF.docx
+++ b/docs/contract-templates/template_PI_CIF.docx
@@ -1105,6 +1105,11 @@
                 <w:color w:val="000000"/>
               </w:rPr>
               <w:t xml:space="preserve">-Payment: {payment}. </w:t>
+            </w:r>
+          </w:p>
+          <w:p>
+            <w:r>
+              <w:t>{#has_extra_terms}Other Conditions: {extra_terms}{/has_extra_terms}</w:t>
             </w:r>
           </w:p>
           <w:p>

--- a/docs/contract-templates/template_PI_CIF.docx
+++ b/docs/contract-templates/template_PI_CIF.docx
@@ -732,7 +732,7 @@
                 <w:bCs/>
                 <w:color w:val="000000"/>
               </w:rPr>
-              <w:t>{containers} x {cont_type}’ DC</w:t>
+              <w:t>{containers} x {cont_type}</w:t>
             </w:r>
           </w:p>
           <w:p>

--- a/docs/contract-templates/template_PI_CIF.docx
+++ b/docs/contract-templates/template_PI_CIF.docx
@@ -199,8 +199,8 @@
           <w:b/>
           <w:bCs/>
           <w:color w:val="000000"/>
-          <w:sz w:val="32"/>
-          <w:szCs w:val="32"/>
+          <w:sz w:val="44"/>
+          <w:szCs w:val="44"/>
         </w:rPr>
         <w:t>PROFORMA</w:t>
       </w:r>
@@ -210,8 +210,8 @@
           <w:b/>
           <w:bCs/>
           <w:color w:val="000000"/>
-          <w:sz w:val="32"/>
-          <w:szCs w:val="32"/>
+          <w:sz w:val="44"/>
+          <w:szCs w:val="44"/>
         </w:rPr>
         <w:t xml:space="preserve"> INVOICE</w:t>
       </w:r>
@@ -228,6 +228,7 @@
           <w:szCs w:val="28"/>
           <w:lang w:val="vi-VN"/>
         </w:rPr>
+        <w:jc w:val="center"/>
       </w:pPr>
       <w:r>
         <w:rPr>
@@ -236,8 +237,9 @@
           <w:i/>
           <w:iCs/>
           <w:color w:val="000000"/>
-          <w:sz w:val="26"/>
-          <w:szCs w:val="26"/>
+          <w:sz w:val="28"/>
+          <w:szCs w:val="28"/>
+          <w:b/>
         </w:rPr>
         <w:t>No: {contract_no}/PR.CI</w:t>
       </w:r>
@@ -263,8 +265,9 @@
           <w:bCs/>
           <w:i/>
           <w:color w:val="000000"/>
-          <w:sz w:val="26"/>
-          <w:szCs w:val="26"/>
+          <w:sz w:val="28"/>
+          <w:szCs w:val="28"/>
+          <w:b/>
         </w:rPr>
         <w:t>Date: {contract_date}</w:t>
       </w:r>
@@ -286,6 +289,8 @@
           <w:b/>
           <w:u w:val="single"/>
           <w:lang w:val="en-US" w:eastAsia="ko-KR"/>
+          <w:sz w:val="26"/>
+          <w:szCs w:val="26"/>
         </w:rPr>
         <w:t>THE SELLER</w:t>
       </w:r>
@@ -293,6 +298,8 @@
         <w:rPr>
           <w:rFonts w:asciiTheme="majorHAnsi" w:eastAsia="Batang" w:hAnsiTheme="majorHAnsi"/>
           <w:lang w:val="en-US" w:eastAsia="ko-KR"/>
+          <w:sz w:val="26"/>
+          <w:szCs w:val="26"/>
         </w:rPr>
         <w:t xml:space="preserve">: </w:t>
       </w:r>
@@ -302,6 +309,8 @@
           <w:b/>
           <w:bCs/>
           <w:lang w:val="en-US" w:eastAsia="ko-KR"/>
+          <w:sz w:val="26"/>
+          <w:szCs w:val="26"/>
         </w:rPr>
         <w:t>HUY ANH RUBBER COMPANY LIMITED</w:t>
       </w:r>
@@ -352,6 +361,8 @@
           <w:b/>
           <w:bCs/>
           <w:lang w:val="en-US" w:eastAsia="ko-KR"/>
+          <w:sz w:val="26"/>
+          <w:szCs w:val="26"/>
         </w:rPr>
         <w:t xml:space="preserve"> </w:t>
       </w:r>
@@ -372,6 +383,8 @@
           <w:b/>
           <w:bCs/>
           <w:lang w:val="en-US" w:eastAsia="ko-KR"/>
+          <w:sz w:val="26"/>
+          <w:szCs w:val="26"/>
         </w:rPr>
         <w:t>Tel: +84-0234 3774994      Fax: +84-0234 3774995</w:t>
       </w:r>

--- a/docs/contract-templates/template_PI_CIF.docx
+++ b/docs/contract-templates/template_PI_CIF.docx
@@ -275,7 +275,7 @@
     <w:p>
       <w:pPr>
         <w:spacing w:line="276" w:lineRule="auto"/>
-        <w:jc w:val="both"/>
+        <w:jc w:val="center"/>
         <w:rPr>
           <w:rFonts w:asciiTheme="majorHAnsi" w:eastAsia="Batang" w:hAnsiTheme="majorHAnsi" w:cs="Arial"/>
           <w:b/>
@@ -285,92 +285,56 @@
       </w:pPr>
       <w:r>
         <w:rPr>
-          <w:rFonts w:asciiTheme="majorHAnsi" w:eastAsia="Batang" w:hAnsiTheme="majorHAnsi"/>
+          <w:sz w:val="32"/>
+          <w:szCs w:val="32"/>
           <w:b/>
-          <w:u w:val="single"/>
-          <w:lang w:val="en-US" w:eastAsia="ko-KR"/>
-          <w:sz w:val="26"/>
-          <w:szCs w:val="26"/>
-        </w:rPr>
-        <w:t>THE SELLER</w:t>
+        </w:rPr>
+        <w:t>HUY ANH RUBBER COMPANY LIMITED</w:t>
       </w:r>
-      <w:r>
-        <w:rPr>
-          <w:rFonts w:asciiTheme="majorHAnsi" w:eastAsia="Batang" w:hAnsiTheme="majorHAnsi"/>
-          <w:lang w:val="en-US" w:eastAsia="ko-KR"/>
-          <w:sz w:val="26"/>
-          <w:szCs w:val="26"/>
-        </w:rPr>
-        <w:t xml:space="preserve">: </w:t>
-      </w:r>
-      <w:r>
+    </w:p>
+    <w:p>
+      <w:pPr>
+        <w:spacing w:line="276" w:lineRule="auto"/>
+        <w:jc w:val="center"/>
         <w:rPr>
           <w:rFonts w:asciiTheme="majorHAnsi" w:eastAsia="Batang" w:hAnsiTheme="majorHAnsi" w:cs="Arial"/>
           <w:b/>
           <w:bCs/>
           <w:lang w:val="en-US" w:eastAsia="ko-KR"/>
+        </w:rPr>
+      </w:pPr>
+      <w:proofErr w:type="gramStart"/>
+      <w:proofErr w:type="gramEnd"/>
+      <w:r>
+        <w:rPr>
           <w:sz w:val="26"/>
           <w:szCs w:val="26"/>
         </w:rPr>
-        <w:t>HUY ANH RUBBER COMPANY LIMITED</w:t>
+        <w:t>KHE MA, PHONG DIEN WARD, HUE CITY, VIET NAM</w:t>
       </w:r>
     </w:p>
     <w:p>
       <w:pPr>
         <w:spacing w:line="276" w:lineRule="auto"/>
-        <w:jc w:val="both"/>
+        <w:jc w:val="center"/>
         <w:rPr>
           <w:rFonts w:asciiTheme="majorHAnsi" w:eastAsia="Batang" w:hAnsiTheme="majorHAnsi" w:cs="Arial"/>
-          <w:b/>
           <w:bCs/>
           <w:lang w:val="en-US" w:eastAsia="ko-KR"/>
         </w:rPr>
       </w:pPr>
       <w:r>
         <w:rPr>
-          <w:rFonts w:asciiTheme="majorHAnsi" w:hAnsiTheme="majorHAnsi" w:cs="Arial"/>
-          <w:bCs/>
           <w:sz w:val="26"/>
           <w:szCs w:val="26"/>
         </w:rPr>
-        <w:t xml:space="preserve">KHE </w:t>
-      </w:r>
-      <w:proofErr w:type="gramStart"/>
-      <w:r>
-        <w:rPr>
-          <w:rFonts w:asciiTheme="majorHAnsi" w:hAnsiTheme="majorHAnsi" w:cs="Arial"/>
-          <w:bCs/>
-          <w:sz w:val="26"/>
-          <w:szCs w:val="26"/>
-        </w:rPr>
-        <w:t>MA ,</w:t>
-      </w:r>
-      <w:proofErr w:type="gramEnd"/>
-      <w:r>
-        <w:rPr>
-          <w:rFonts w:asciiTheme="majorHAnsi" w:hAnsiTheme="majorHAnsi" w:cs="Arial"/>
-          <w:bCs/>
-          <w:sz w:val="26"/>
-          <w:szCs w:val="26"/>
-        </w:rPr>
-        <w:t xml:space="preserve"> PHONG DIEN WARD, HUE CITY, VIETNAM</w:t>
-      </w:r>
-      <w:r>
-        <w:rPr>
-          <w:rFonts w:asciiTheme="majorHAnsi" w:eastAsia="Batang" w:hAnsiTheme="majorHAnsi" w:cs="Arial"/>
-          <w:b/>
-          <w:bCs/>
-          <w:lang w:val="en-US" w:eastAsia="ko-KR"/>
-          <w:sz w:val="26"/>
-          <w:szCs w:val="26"/>
-        </w:rPr>
-        <w:t xml:space="preserve"> </w:t>
+        <w:t>TEL: 054.3774994       FAX: 054.3774995</w:t>
       </w:r>
     </w:p>
     <w:p>
       <w:pPr>
         <w:spacing w:line="276" w:lineRule="auto"/>
-        <w:jc w:val="both"/>
+        <w:jc w:val="center"/>
         <w:rPr>
           <w:rFonts w:asciiTheme="majorHAnsi" w:eastAsia="Batang" w:hAnsiTheme="majorHAnsi" w:cs="Arial"/>
           <w:bCs/>
@@ -379,14 +343,46 @@
       </w:pPr>
       <w:r>
         <w:rPr>
+          <w:sz w:val="22"/>
+          <w:szCs w:val="22"/>
+        </w:rPr>
+        <w:t>Mobi/Whatsapp: +84971619955 | +84 974398488</w:t>
+      </w:r>
+    </w:p>
+    <w:p>
+      <w:pPr>
+        <w:spacing w:line="276" w:lineRule="auto"/>
+        <w:jc w:val="center"/>
+        <w:rPr>
           <w:rFonts w:asciiTheme="majorHAnsi" w:eastAsia="Batang" w:hAnsiTheme="majorHAnsi" w:cs="Arial"/>
-          <w:b/>
           <w:bCs/>
           <w:lang w:val="en-US" w:eastAsia="ko-KR"/>
-          <w:sz w:val="26"/>
-          <w:szCs w:val="26"/>
-        </w:rPr>
-        <w:t>Tel: +84-0234 3774994      Fax: +84-0234 3774995</w:t>
+        </w:rPr>
+      </w:pPr>
+      <w:r>
+        <w:rPr>
+          <w:sz w:val="22"/>
+          <w:szCs w:val="22"/>
+        </w:rPr>
+        <w:t>Email: Sales@huyanhrubber.com | Huylv@huyanhrubber.com</w:t>
+      </w:r>
+    </w:p>
+    <w:p>
+      <w:pPr>
+        <w:spacing w:line="276" w:lineRule="auto"/>
+        <w:jc w:val="center"/>
+        <w:rPr>
+          <w:rFonts w:asciiTheme="majorHAnsi" w:eastAsia="Batang" w:hAnsiTheme="majorHAnsi" w:cs="Arial"/>
+          <w:bCs/>
+          <w:lang w:val="en-US" w:eastAsia="ko-KR"/>
+        </w:rPr>
+      </w:pPr>
+      <w:r>
+        <w:rPr>
+          <w:sz w:val="22"/>
+          <w:szCs w:val="22"/>
+        </w:rPr>
+        <w:t>Website: Huyanhrubber.com.vn</w:t>
       </w:r>
     </w:p>
     <w:p>

--- a/docs/contract-templates/template_PI_CIF.docx
+++ b/docs/contract-templates/template_PI_CIF.docx
@@ -177,6 +177,150 @@
           <w:szCs w:val="16"/>
         </w:rPr>
       </w:pPr>
+      <w:r>
+        <w:rPr>
+          <w:sz w:val="40"/>
+          <w:szCs w:val="40"/>
+          <w:b/>
+        </w:rPr>
+        <w:t>HUY ANH RUBBER COMPANY LIMITED</w:t>
+      </w:r>
+    </w:p>
+    <w:p>
+      <w:pPr>
+        <w:autoSpaceDE w:val="0"/>
+        <w:autoSpaceDN w:val="0"/>
+        <w:adjustRightInd w:val="0"/>
+        <w:jc w:val="center"/>
+        <w:rPr>
+          <w:rFonts w:asciiTheme="majorHAnsi" w:hAnsiTheme="majorHAnsi"/>
+          <w:b/>
+          <w:bCs/>
+          <w:color w:val="000000"/>
+          <w:sz w:val="16"/>
+          <w:szCs w:val="16"/>
+        </w:rPr>
+      </w:pPr>
+      <w:r>
+        <w:rPr>
+          <w:sz w:val="26"/>
+          <w:szCs w:val="26"/>
+          <w:b/>
+        </w:rPr>
+        <w:t>KHE MA, PHONG DIEN WARD, HUE CITY, VIET NAM</w:t>
+      </w:r>
+    </w:p>
+    <w:p>
+      <w:pPr>
+        <w:autoSpaceDE w:val="0"/>
+        <w:autoSpaceDN w:val="0"/>
+        <w:adjustRightInd w:val="0"/>
+        <w:jc w:val="center"/>
+        <w:rPr>
+          <w:rFonts w:asciiTheme="majorHAnsi" w:hAnsiTheme="majorHAnsi"/>
+          <w:b/>
+          <w:bCs/>
+          <w:color w:val="000000"/>
+          <w:sz w:val="16"/>
+          <w:szCs w:val="16"/>
+        </w:rPr>
+      </w:pPr>
+      <w:r>
+        <w:rPr>
+          <w:sz w:val="26"/>
+          <w:szCs w:val="26"/>
+          <w:b/>
+        </w:rPr>
+        <w:t>TEL: 054.3774994       FAX: 054.3774995</w:t>
+      </w:r>
+    </w:p>
+    <w:p>
+      <w:pPr>
+        <w:autoSpaceDE w:val="0"/>
+        <w:autoSpaceDN w:val="0"/>
+        <w:adjustRightInd w:val="0"/>
+        <w:jc w:val="center"/>
+        <w:rPr>
+          <w:rFonts w:asciiTheme="majorHAnsi" w:hAnsiTheme="majorHAnsi"/>
+          <w:b/>
+          <w:bCs/>
+          <w:color w:val="000000"/>
+          <w:sz w:val="16"/>
+          <w:szCs w:val="16"/>
+        </w:rPr>
+      </w:pPr>
+      <w:r>
+        <w:rPr>
+          <w:sz w:val="24"/>
+          <w:szCs w:val="24"/>
+          <w:b/>
+        </w:rPr>
+        <w:t>Mobi/Whatsapp: +84971619955 | +84 974398488</w:t>
+      </w:r>
+    </w:p>
+    <w:p>
+      <w:pPr>
+        <w:autoSpaceDE w:val="0"/>
+        <w:autoSpaceDN w:val="0"/>
+        <w:adjustRightInd w:val="0"/>
+        <w:jc w:val="center"/>
+        <w:rPr>
+          <w:rFonts w:asciiTheme="majorHAnsi" w:hAnsiTheme="majorHAnsi"/>
+          <w:b/>
+          <w:bCs/>
+          <w:color w:val="000000"/>
+          <w:sz w:val="16"/>
+          <w:szCs w:val="16"/>
+        </w:rPr>
+      </w:pPr>
+      <w:r>
+        <w:rPr>
+          <w:sz w:val="24"/>
+          <w:szCs w:val="24"/>
+          <w:b/>
+        </w:rPr>
+        <w:t>Email: Sales@huyanhrubber.com | Huylv@huyanhrubber.com</w:t>
+      </w:r>
+    </w:p>
+    <w:p>
+      <w:pPr>
+        <w:autoSpaceDE w:val="0"/>
+        <w:autoSpaceDN w:val="0"/>
+        <w:adjustRightInd w:val="0"/>
+        <w:jc w:val="center"/>
+        <w:rPr>
+          <w:rFonts w:asciiTheme="majorHAnsi" w:hAnsiTheme="majorHAnsi"/>
+          <w:b/>
+          <w:bCs/>
+          <w:color w:val="000000"/>
+          <w:sz w:val="16"/>
+          <w:szCs w:val="16"/>
+        </w:rPr>
+      </w:pPr>
+      <w:r>
+        <w:rPr>
+          <w:sz w:val="24"/>
+          <w:szCs w:val="24"/>
+          <w:b/>
+        </w:rPr>
+        <w:t>Website: Huyanhrubber.com.vn</w:t>
+      </w:r>
+    </w:p>
+    <w:p>
+      <w:pPr>
+        <w:autoSpaceDE w:val="0"/>
+        <w:autoSpaceDN w:val="0"/>
+        <w:adjustRightInd w:val="0"/>
+        <w:jc w:val="center"/>
+        <w:rPr>
+          <w:rFonts w:asciiTheme="majorHAnsi" w:hAnsiTheme="majorHAnsi"/>
+          <w:b/>
+          <w:bCs/>
+          <w:color w:val="000000"/>
+          <w:sz w:val="16"/>
+          <w:szCs w:val="16"/>
+        </w:rPr>
+      </w:pPr>
     </w:p>
     <w:p>
       <w:pPr>
@@ -271,128 +415,6 @@
         </w:rPr>
         <w:t>Date: {contract_date}</w:t>
       </w:r>
-    </w:p>
-    <w:p>
-      <w:pPr>
-        <w:spacing w:line="276" w:lineRule="auto"/>
-        <w:jc w:val="center"/>
-        <w:rPr>
-          <w:rFonts w:asciiTheme="majorHAnsi" w:eastAsia="Batang" w:hAnsiTheme="majorHAnsi" w:cs="Arial"/>
-          <w:b/>
-          <w:bCs/>
-          <w:lang w:val="en-US" w:eastAsia="ko-KR"/>
-        </w:rPr>
-      </w:pPr>
-      <w:r>
-        <w:rPr>
-          <w:sz w:val="32"/>
-          <w:szCs w:val="32"/>
-          <w:b/>
-        </w:rPr>
-        <w:t>HUY ANH RUBBER COMPANY LIMITED</w:t>
-      </w:r>
-    </w:p>
-    <w:p>
-      <w:pPr>
-        <w:spacing w:line="276" w:lineRule="auto"/>
-        <w:jc w:val="center"/>
-        <w:rPr>
-          <w:rFonts w:asciiTheme="majorHAnsi" w:eastAsia="Batang" w:hAnsiTheme="majorHAnsi" w:cs="Arial"/>
-          <w:b/>
-          <w:bCs/>
-          <w:lang w:val="en-US" w:eastAsia="ko-KR"/>
-        </w:rPr>
-      </w:pPr>
-      <w:proofErr w:type="gramStart"/>
-      <w:proofErr w:type="gramEnd"/>
-      <w:r>
-        <w:rPr>
-          <w:sz w:val="26"/>
-          <w:szCs w:val="26"/>
-        </w:rPr>
-        <w:t>KHE MA, PHONG DIEN WARD, HUE CITY, VIET NAM</w:t>
-      </w:r>
-    </w:p>
-    <w:p>
-      <w:pPr>
-        <w:spacing w:line="276" w:lineRule="auto"/>
-        <w:jc w:val="center"/>
-        <w:rPr>
-          <w:rFonts w:asciiTheme="majorHAnsi" w:eastAsia="Batang" w:hAnsiTheme="majorHAnsi" w:cs="Arial"/>
-          <w:bCs/>
-          <w:lang w:val="en-US" w:eastAsia="ko-KR"/>
-        </w:rPr>
-      </w:pPr>
-      <w:r>
-        <w:rPr>
-          <w:sz w:val="26"/>
-          <w:szCs w:val="26"/>
-        </w:rPr>
-        <w:t>TEL: 054.3774994       FAX: 054.3774995</w:t>
-      </w:r>
-    </w:p>
-    <w:p>
-      <w:pPr>
-        <w:spacing w:line="276" w:lineRule="auto"/>
-        <w:jc w:val="center"/>
-        <w:rPr>
-          <w:rFonts w:asciiTheme="majorHAnsi" w:eastAsia="Batang" w:hAnsiTheme="majorHAnsi" w:cs="Arial"/>
-          <w:bCs/>
-          <w:lang w:val="en-US" w:eastAsia="ko-KR"/>
-        </w:rPr>
-      </w:pPr>
-      <w:r>
-        <w:rPr>
-          <w:sz w:val="22"/>
-          <w:szCs w:val="22"/>
-        </w:rPr>
-        <w:t>Mobi/Whatsapp: +84971619955 | +84 974398488</w:t>
-      </w:r>
-    </w:p>
-    <w:p>
-      <w:pPr>
-        <w:spacing w:line="276" w:lineRule="auto"/>
-        <w:jc w:val="center"/>
-        <w:rPr>
-          <w:rFonts w:asciiTheme="majorHAnsi" w:eastAsia="Batang" w:hAnsiTheme="majorHAnsi" w:cs="Arial"/>
-          <w:bCs/>
-          <w:lang w:val="en-US" w:eastAsia="ko-KR"/>
-        </w:rPr>
-      </w:pPr>
-      <w:r>
-        <w:rPr>
-          <w:sz w:val="22"/>
-          <w:szCs w:val="22"/>
-        </w:rPr>
-        <w:t>Email: Sales@huyanhrubber.com | Huylv@huyanhrubber.com</w:t>
-      </w:r>
-    </w:p>
-    <w:p>
-      <w:pPr>
-        <w:spacing w:line="276" w:lineRule="auto"/>
-        <w:jc w:val="center"/>
-        <w:rPr>
-          <w:rFonts w:asciiTheme="majorHAnsi" w:eastAsia="Batang" w:hAnsiTheme="majorHAnsi" w:cs="Arial"/>
-          <w:bCs/>
-          <w:lang w:val="en-US" w:eastAsia="ko-KR"/>
-        </w:rPr>
-      </w:pPr>
-      <w:r>
-        <w:rPr>
-          <w:sz w:val="22"/>
-          <w:szCs w:val="22"/>
-        </w:rPr>
-        <w:t>Website: Huyanhrubber.com.vn</w:t>
-      </w:r>
-    </w:p>
-    <w:p>
-      <w:pPr>
-        <w:jc w:val="both"/>
-        <w:rPr>
-          <w:rFonts w:asciiTheme="majorHAnsi" w:eastAsia="Batang" w:hAnsiTheme="majorHAnsi"/>
-          <w:lang w:val="en-US" w:eastAsia="ko-KR"/>
-        </w:rPr>
-      </w:pPr>
     </w:p>
     <w:p>
       <w:pPr>

--- a/docs/contract-templates/template_PI_CIF.docx
+++ b/docs/contract-templates/template_PI_CIF.docx
@@ -177,150 +177,6 @@
           <w:szCs w:val="16"/>
         </w:rPr>
       </w:pPr>
-      <w:r>
-        <w:rPr>
-          <w:sz w:val="40"/>
-          <w:szCs w:val="40"/>
-          <w:b/>
-        </w:rPr>
-        <w:t>HUY ANH RUBBER COMPANY LIMITED</w:t>
-      </w:r>
-    </w:p>
-    <w:p>
-      <w:pPr>
-        <w:autoSpaceDE w:val="0"/>
-        <w:autoSpaceDN w:val="0"/>
-        <w:adjustRightInd w:val="0"/>
-        <w:jc w:val="center"/>
-        <w:rPr>
-          <w:rFonts w:asciiTheme="majorHAnsi" w:hAnsiTheme="majorHAnsi"/>
-          <w:b/>
-          <w:bCs/>
-          <w:color w:val="000000"/>
-          <w:sz w:val="16"/>
-          <w:szCs w:val="16"/>
-        </w:rPr>
-      </w:pPr>
-      <w:r>
-        <w:rPr>
-          <w:sz w:val="26"/>
-          <w:szCs w:val="26"/>
-          <w:b/>
-        </w:rPr>
-        <w:t>KHE MA, PHONG DIEN WARD, HUE CITY, VIET NAM</w:t>
-      </w:r>
-    </w:p>
-    <w:p>
-      <w:pPr>
-        <w:autoSpaceDE w:val="0"/>
-        <w:autoSpaceDN w:val="0"/>
-        <w:adjustRightInd w:val="0"/>
-        <w:jc w:val="center"/>
-        <w:rPr>
-          <w:rFonts w:asciiTheme="majorHAnsi" w:hAnsiTheme="majorHAnsi"/>
-          <w:b/>
-          <w:bCs/>
-          <w:color w:val="000000"/>
-          <w:sz w:val="16"/>
-          <w:szCs w:val="16"/>
-        </w:rPr>
-      </w:pPr>
-      <w:r>
-        <w:rPr>
-          <w:sz w:val="26"/>
-          <w:szCs w:val="26"/>
-          <w:b/>
-        </w:rPr>
-        <w:t>TEL: 054.3774994       FAX: 054.3774995</w:t>
-      </w:r>
-    </w:p>
-    <w:p>
-      <w:pPr>
-        <w:autoSpaceDE w:val="0"/>
-        <w:autoSpaceDN w:val="0"/>
-        <w:adjustRightInd w:val="0"/>
-        <w:jc w:val="center"/>
-        <w:rPr>
-          <w:rFonts w:asciiTheme="majorHAnsi" w:hAnsiTheme="majorHAnsi"/>
-          <w:b/>
-          <w:bCs/>
-          <w:color w:val="000000"/>
-          <w:sz w:val="16"/>
-          <w:szCs w:val="16"/>
-        </w:rPr>
-      </w:pPr>
-      <w:r>
-        <w:rPr>
-          <w:sz w:val="24"/>
-          <w:szCs w:val="24"/>
-          <w:b/>
-        </w:rPr>
-        <w:t>Mobi/Whatsapp: +84971619955 | +84 974398488</w:t>
-      </w:r>
-    </w:p>
-    <w:p>
-      <w:pPr>
-        <w:autoSpaceDE w:val="0"/>
-        <w:autoSpaceDN w:val="0"/>
-        <w:adjustRightInd w:val="0"/>
-        <w:jc w:val="center"/>
-        <w:rPr>
-          <w:rFonts w:asciiTheme="majorHAnsi" w:hAnsiTheme="majorHAnsi"/>
-          <w:b/>
-          <w:bCs/>
-          <w:color w:val="000000"/>
-          <w:sz w:val="16"/>
-          <w:szCs w:val="16"/>
-        </w:rPr>
-      </w:pPr>
-      <w:r>
-        <w:rPr>
-          <w:sz w:val="24"/>
-          <w:szCs w:val="24"/>
-          <w:b/>
-        </w:rPr>
-        <w:t>Email: Sales@huyanhrubber.com | Huylv@huyanhrubber.com</w:t>
-      </w:r>
-    </w:p>
-    <w:p>
-      <w:pPr>
-        <w:autoSpaceDE w:val="0"/>
-        <w:autoSpaceDN w:val="0"/>
-        <w:adjustRightInd w:val="0"/>
-        <w:jc w:val="center"/>
-        <w:rPr>
-          <w:rFonts w:asciiTheme="majorHAnsi" w:hAnsiTheme="majorHAnsi"/>
-          <w:b/>
-          <w:bCs/>
-          <w:color w:val="000000"/>
-          <w:sz w:val="16"/>
-          <w:szCs w:val="16"/>
-        </w:rPr>
-      </w:pPr>
-      <w:r>
-        <w:rPr>
-          <w:sz w:val="24"/>
-          <w:szCs w:val="24"/>
-          <w:b/>
-        </w:rPr>
-        <w:t>Website: Huyanhrubber.com.vn</w:t>
-      </w:r>
-    </w:p>
-    <w:p>
-      <w:pPr>
-        <w:autoSpaceDE w:val="0"/>
-        <w:autoSpaceDN w:val="0"/>
-        <w:adjustRightInd w:val="0"/>
-        <w:jc w:val="center"/>
-        <w:rPr>
-          <w:rFonts w:asciiTheme="majorHAnsi" w:hAnsiTheme="majorHAnsi"/>
-          <w:b/>
-          <w:bCs/>
-          <w:color w:val="000000"/>
-          <w:sz w:val="16"/>
-          <w:szCs w:val="16"/>
-        </w:rPr>
-      </w:pPr>
     </w:p>
     <w:p>
       <w:pPr>
@@ -415,6 +271,132 @@
         </w:rPr>
         <w:t>Date: {contract_date}</w:t>
       </w:r>
+    </w:p>
+    <w:p>
+      <w:pPr>
+        <w:spacing w:line="276" w:lineRule="auto"/>
+        <w:jc w:val="both"/>
+        <w:rPr>
+          <w:rFonts w:asciiTheme="majorHAnsi" w:eastAsia="Batang" w:hAnsiTheme="majorHAnsi" w:cs="Arial"/>
+          <w:b/>
+          <w:bCs/>
+          <w:lang w:val="en-US" w:eastAsia="ko-KR"/>
+        </w:rPr>
+      </w:pPr>
+      <w:r>
+        <w:rPr>
+          <w:rFonts w:asciiTheme="majorHAnsi" w:eastAsia="Batang" w:hAnsiTheme="majorHAnsi"/>
+          <w:b/>
+          <w:u w:val="single"/>
+          <w:lang w:val="en-US" w:eastAsia="ko-KR"/>
+          <w:sz w:val="26"/>
+          <w:szCs w:val="26"/>
+        </w:rPr>
+        <w:t>THE SELLER</w:t>
+      </w:r>
+      <w:r>
+        <w:rPr>
+          <w:rFonts w:asciiTheme="majorHAnsi" w:eastAsia="Batang" w:hAnsiTheme="majorHAnsi"/>
+          <w:lang w:val="en-US" w:eastAsia="ko-KR"/>
+          <w:sz w:val="26"/>
+          <w:szCs w:val="26"/>
+        </w:rPr>
+        <w:t xml:space="preserve">: </w:t>
+      </w:r>
+      <w:r>
+        <w:rPr>
+          <w:rFonts w:asciiTheme="majorHAnsi" w:eastAsia="Batang" w:hAnsiTheme="majorHAnsi" w:cs="Arial"/>
+          <w:b/>
+          <w:bCs/>
+          <w:lang w:val="en-US" w:eastAsia="ko-KR"/>
+          <w:sz w:val="26"/>
+          <w:szCs w:val="26"/>
+        </w:rPr>
+        <w:t>HUY ANH RUBBER COMPANY LIMITED</w:t>
+      </w:r>
+    </w:p>
+    <w:p>
+      <w:pPr>
+        <w:spacing w:line="276" w:lineRule="auto"/>
+        <w:jc w:val="both"/>
+        <w:rPr>
+          <w:rFonts w:asciiTheme="majorHAnsi" w:eastAsia="Batang" w:hAnsiTheme="majorHAnsi" w:cs="Arial"/>
+          <w:b/>
+          <w:bCs/>
+          <w:lang w:val="en-US" w:eastAsia="ko-KR"/>
+        </w:rPr>
+      </w:pPr>
+      <w:r>
+        <w:rPr>
+          <w:rFonts w:asciiTheme="majorHAnsi" w:hAnsiTheme="majorHAnsi" w:cs="Arial"/>
+          <w:bCs/>
+          <w:sz w:val="26"/>
+          <w:szCs w:val="26"/>
+        </w:rPr>
+        <w:t xml:space="preserve">KHE </w:t>
+      </w:r>
+      <w:proofErr w:type="gramStart"/>
+      <w:r>
+        <w:rPr>
+          <w:rFonts w:asciiTheme="majorHAnsi" w:hAnsiTheme="majorHAnsi" w:cs="Arial"/>
+          <w:bCs/>
+          <w:sz w:val="26"/>
+          <w:szCs w:val="26"/>
+        </w:rPr>
+        <w:t>MA ,</w:t>
+      </w:r>
+      <w:proofErr w:type="gramEnd"/>
+      <w:r>
+        <w:rPr>
+          <w:rFonts w:asciiTheme="majorHAnsi" w:hAnsiTheme="majorHAnsi" w:cs="Arial"/>
+          <w:bCs/>
+          <w:sz w:val="26"/>
+          <w:szCs w:val="26"/>
+        </w:rPr>
+        <w:t xml:space="preserve"> PHONG DIEN WARD, HUE CITY, VIETNAM</w:t>
+      </w:r>
+      <w:r>
+        <w:rPr>
+          <w:rFonts w:asciiTheme="majorHAnsi" w:eastAsia="Batang" w:hAnsiTheme="majorHAnsi" w:cs="Arial"/>
+          <w:b/>
+          <w:bCs/>
+          <w:lang w:val="en-US" w:eastAsia="ko-KR"/>
+          <w:sz w:val="26"/>
+          <w:szCs w:val="26"/>
+        </w:rPr>
+        <w:t xml:space="preserve"> </w:t>
+      </w:r>
+    </w:p>
+    <w:p>
+      <w:pPr>
+        <w:spacing w:line="276" w:lineRule="auto"/>
+        <w:jc w:val="both"/>
+        <w:rPr>
+          <w:rFonts w:asciiTheme="majorHAnsi" w:eastAsia="Batang" w:hAnsiTheme="majorHAnsi" w:cs="Arial"/>
+          <w:bCs/>
+          <w:lang w:val="en-US" w:eastAsia="ko-KR"/>
+        </w:rPr>
+      </w:pPr>
+      <w:r>
+        <w:rPr>
+          <w:rFonts w:asciiTheme="majorHAnsi" w:eastAsia="Batang" w:hAnsiTheme="majorHAnsi" w:cs="Arial"/>
+          <w:b/>
+          <w:bCs/>
+          <w:lang w:val="en-US" w:eastAsia="ko-KR"/>
+          <w:sz w:val="26"/>
+          <w:szCs w:val="26"/>
+        </w:rPr>
+        <w:t>Tel: +84-0234 3774994      Fax: +84-0234 3774995</w:t>
+      </w:r>
+    </w:p>
+    <w:p>
+      <w:pPr>
+        <w:jc w:val="both"/>
+        <w:rPr>
+          <w:rFonts w:asciiTheme="majorHAnsi" w:eastAsia="Batang" w:hAnsiTheme="majorHAnsi"/>
+          <w:lang w:val="en-US" w:eastAsia="ko-KR"/>
+        </w:rPr>
+      </w:pPr>
     </w:p>
     <w:p>
       <w:pPr>

--- a/docs/contract-templates/template_PI_CIF.docx
+++ b/docs/contract-templates/template_PI_CIF.docx
@@ -228,7 +228,7 @@
           <w:szCs w:val="28"/>
           <w:lang w:val="vi-VN"/>
         </w:rPr>
-        <w:jc w:val="center"/>
+        <w:jc w:val="right"/>
       </w:pPr>
       <w:r>
         <w:rPr>
@@ -237,8 +237,8 @@
           <w:i/>
           <w:iCs/>
           <w:color w:val="000000"/>
-          <w:sz w:val="28"/>
-          <w:szCs w:val="28"/>
+          <w:sz w:val="24"/>
+          <w:szCs w:val="24"/>
           <w:b/>
         </w:rPr>
         <w:t>No: {contract_no}/PR.CI</w:t>
@@ -249,7 +249,7 @@
         <w:autoSpaceDE w:val="0"/>
         <w:autoSpaceDN w:val="0"/>
         <w:adjustRightInd w:val="0"/>
-        <w:jc w:val="center"/>
+        <w:jc w:val="right"/>
         <w:rPr>
           <w:rFonts w:asciiTheme="majorHAnsi" w:hAnsiTheme="majorHAnsi"/>
           <w:bCs/>
@@ -265,8 +265,8 @@
           <w:bCs/>
           <w:i/>
           <w:color w:val="000000"/>
-          <w:sz w:val="28"/>
-          <w:szCs w:val="28"/>
+          <w:sz w:val="24"/>
+          <w:szCs w:val="24"/>
           <w:b/>
         </w:rPr>
         <w:t>Date: {contract_date}</w:t>

--- a/docs/contract-templates/template_PI_CIF.docx
+++ b/docs/contract-templates/template_PI_CIF.docx
@@ -1549,7 +1549,6 @@
           <w:sz w:val="28"/>
           <w:szCs w:val="28"/>
         </w:rPr>
-        <w:tab/>
       </w:r>
     </w:p>
     <w:p>
@@ -1572,7 +1571,6 @@
           <w:sz w:val="22"/>
           <w:szCs w:val="22"/>
         </w:rPr>
-        <w:tab/>
       </w:r>
     </w:p>
     <w:p>
@@ -1592,7 +1590,6 @@
           <w:sz w:val="22"/>
           <w:szCs w:val="22"/>
         </w:rPr>
-        <w:tab/>
       </w:r>
     </w:p>
     <w:sectPr>

--- a/docs/contract-templates/template_PI_CIF.docx
+++ b/docs/contract-templates/template_PI_CIF.docx
@@ -439,7 +439,7 @@
           <w:szCs w:val="26"/>
           <w:lang w:val="en-US"/>
         </w:rPr>
-        <w:t>ADDRESS      : {buyer_address}</w:t>
+        <w:t>ADDRESS: {buyer_address}</w:t>
       </w:r>
       <w:proofErr w:type="gramStart"/>
       <w:proofErr w:type="gramEnd"/>
@@ -1422,31 +1422,7 @@
                 <w:sz w:val="26"/>
                 <w:szCs w:val="26"/>
               </w:rPr>
-              <w:t xml:space="preserve">HUY ANH RUBBER COMPANY </w:t>
-            </w:r>
-          </w:p>
-          <w:p>
-            <w:pPr>
-              <w:autoSpaceDE w:val="0"/>
-              <w:autoSpaceDN w:val="0"/>
-              <w:adjustRightInd w:val="0"/>
-              <w:ind w:firstLine="33"/>
-              <w:jc w:val="center"/>
-              <w:rPr>
-                <w:rStyle w:val="Strong"/>
-                <w:rFonts w:asciiTheme="majorHAnsi" w:hAnsiTheme="majorHAnsi" w:cs="Arial"/>
-                <w:sz w:val="26"/>
-                <w:szCs w:val="26"/>
-              </w:rPr>
-            </w:pPr>
-            <w:r>
-              <w:rPr>
-                <w:rStyle w:val="Strong"/>
-                <w:rFonts w:asciiTheme="majorHAnsi" w:hAnsiTheme="majorHAnsi" w:cs="Arial"/>
-                <w:sz w:val="26"/>
-                <w:szCs w:val="26"/>
-              </w:rPr>
-              <w:t>LIMITED</w:t>
+              <w:t>HUY ANH RUBBER COMPANY LIMITED</w:t>
             </w:r>
           </w:p>
           <w:p>
